--- a/客户/幻游纪/04-协议/幻游纪-合作备忘录-草稿.docx
+++ b/客户/幻游纪/04-协议/幻游纪-合作备忘录-草稿.docx
@@ -765,42 +765,6 @@
           <w:szCs w:val="21"/>
         </w:rPr>
         <w:t xml:space="preserve">乙方延期：因乙方自身原因，交付节点逾期超过 7 日的，每逾期 1 日按该阶段费用的 1% 向甲方支付违约金，累计不超过该阶段费用的 20%。因甲方配合事项延误、第三方平台故障、政策变化或不可抗力导致的延期不计。</w:t>
-      </w:r>
-    </w:p>
-    <w:p>
-      <w:pPr>
-        <w:pStyle w:val="ListParagraph"/>
-        <w:numPr>
-          <w:ilvl w:val="0"/>
-          <w:numId w:val="4"/>
-        </w:numPr>
-        <w:spacing w:after="80" w:line="320"/>
-      </w:pPr>
-      <w:r>
-        <w:rPr>
-          <w:rFonts w:ascii="Microsoft YaHei" w:cs="Microsoft YaHei" w:eastAsia="Microsoft YaHei" w:hAnsi="Microsoft YaHei"/>
-          <w:sz w:val="21"/>
-          <w:szCs w:val="21"/>
-        </w:rPr>
-        <w:t xml:space="preserve">乙方质量：交付物经两轮修复仍不能通过验收的，甲方有权解除本备忘录，乙方按未完成工作量比例退还该阶段已收费用；除此之外不承担其他赔偿责任。</w:t>
-      </w:r>
-    </w:p>
-    <w:p>
-      <w:pPr>
-        <w:pStyle w:val="ListParagraph"/>
-        <w:numPr>
-          <w:ilvl w:val="0"/>
-          <w:numId w:val="4"/>
-        </w:numPr>
-        <w:spacing w:after="80" w:line="320"/>
-      </w:pPr>
-      <w:r>
-        <w:rPr>
-          <w:rFonts w:ascii="Microsoft YaHei" w:cs="Microsoft YaHei" w:eastAsia="Microsoft YaHei" w:hAnsi="Microsoft YaHei"/>
-          <w:sz w:val="21"/>
-          <w:szCs w:val="21"/>
-        </w:rPr>
-        <w:t xml:space="preserve">甲方逾期付款：每逾期 1 日按应付未付金额的 0.5% 支付违约金；逾期超过 15 日乙方有权暂停服务，逾期超过 30 日乙方有权解除本备忘录并保留已完成部分的费用。</w:t>
       </w:r>
     </w:p>
     <w:p>

--- a/客户/幻游纪/04-协议/幻游纪-合作备忘录-草稿.docx
+++ b/客户/幻游纪/04-协议/幻游纪-合作备忘录-草稿.docx
@@ -138,7 +138,7 @@
           <w:sz w:val="21"/>
           <w:szCs w:val="21"/>
         </w:rPr>
-        <w:t xml:space="preserve">第 3 个月起：进入维护；商城、商家端等新功能由贵方按需指定开发月，每个开发月交付一个功能模块。</w:t>
+        <w:t xml:space="preserve">第 3 个月起：进入维护期，负责维护、修正与小迭代。</w:t>
       </w:r>
     </w:p>
     <w:p>
@@ -466,99 +466,7 @@
                 <w:sz w:val="19"/>
                 <w:szCs w:val="19"/>
               </w:rPr>
-              <w:t xml:space="preserve">维护、修正、小迭代；不含新功能</w:t>
-            </w:r>
-          </w:p>
-        </w:tc>
-      </w:tr>
-      <w:tr>
-        <w:trPr>
-          <w:tblHeader w:val="false"/>
-        </w:trPr>
-        <w:tc>
-          <w:tcPr>
-            <w:tcW w:type="dxa" w:w="2400"/>
-            <w:tcBorders>
-              <w:top w:val="single" w:color="BBBBBB" w:sz="4"/>
-              <w:left w:val="single" w:color="BBBBBB" w:sz="4"/>
-              <w:bottom w:val="single" w:color="BBBBBB" w:sz="4"/>
-              <w:right w:val="single" w:color="BBBBBB" w:sz="4"/>
-            </w:tcBorders>
-            <w:tcMar>
-              <w:top w:type="dxa" w:w="80"/>
-              <w:left w:type="dxa" w:w="100"/>
-              <w:bottom w:type="dxa" w:w="80"/>
-              <w:right w:type="dxa" w:w="100"/>
-            </w:tcMar>
-          </w:tcPr>
-          <w:p>
-            <w:r>
-              <w:rPr>
-                <w:rFonts w:ascii="Microsoft YaHei" w:cs="Microsoft YaHei" w:eastAsia="Microsoft YaHei" w:hAnsi="Microsoft YaHei"/>
-                <w:b w:val="false"/>
-                <w:bCs w:val="false"/>
-                <w:sz w:val="19"/>
-                <w:szCs w:val="19"/>
-              </w:rPr>
-              <w:t xml:space="preserve">功能开发叠加（按需）</w:t>
-            </w:r>
-          </w:p>
-        </w:tc>
-        <w:tc>
-          <w:tcPr>
-            <w:tcW w:type="dxa" w:w="2800"/>
-            <w:tcBorders>
-              <w:top w:val="single" w:color="BBBBBB" w:sz="4"/>
-              <w:left w:val="single" w:color="BBBBBB" w:sz="4"/>
-              <w:bottom w:val="single" w:color="BBBBBB" w:sz="4"/>
-              <w:right w:val="single" w:color="BBBBBB" w:sz="4"/>
-            </w:tcBorders>
-            <w:tcMar>
-              <w:top w:type="dxa" w:w="80"/>
-              <w:left w:type="dxa" w:w="100"/>
-              <w:bottom w:type="dxa" w:w="80"/>
-              <w:right w:type="dxa" w:w="100"/>
-            </w:tcMar>
-          </w:tcPr>
-          <w:p>
-            <w:r>
-              <w:rPr>
-                <w:rFonts w:ascii="Microsoft YaHei" w:cs="Microsoft YaHei" w:eastAsia="Microsoft YaHei" w:hAnsi="Microsoft YaHei"/>
-                <w:b w:val="false"/>
-                <w:bCs w:val="false"/>
-                <w:sz w:val="19"/>
-                <w:szCs w:val="19"/>
-              </w:rPr>
-              <w:t xml:space="preserve">+3,000 元/月</w:t>
-            </w:r>
-          </w:p>
-        </w:tc>
-        <w:tc>
-          <w:tcPr>
-            <w:tcW w:type="dxa" w:w="4160"/>
-            <w:tcBorders>
-              <w:top w:val="single" w:color="BBBBBB" w:sz="4"/>
-              <w:left w:val="single" w:color="BBBBBB" w:sz="4"/>
-              <w:bottom w:val="single" w:color="BBBBBB" w:sz="4"/>
-              <w:right w:val="single" w:color="BBBBBB" w:sz="4"/>
-            </w:tcBorders>
-            <w:tcMar>
-              <w:top w:type="dxa" w:w="80"/>
-              <w:left w:type="dxa" w:w="100"/>
-              <w:bottom w:type="dxa" w:w="80"/>
-              <w:right w:type="dxa" w:w="100"/>
-            </w:tcMar>
-          </w:tcPr>
-          <w:p>
-            <w:r>
-              <w:rPr>
-                <w:rFonts w:ascii="Microsoft YaHei" w:cs="Microsoft YaHei" w:eastAsia="Microsoft YaHei" w:hAnsi="Microsoft YaHei"/>
-                <w:b w:val="false"/>
-                <w:bCs w:val="false"/>
-                <w:sz w:val="19"/>
-                <w:szCs w:val="19"/>
-              </w:rPr>
-              <w:t xml:space="preserve">需要新功能的月份，当月按开发月 6,000 元计</w:t>
+              <w:t xml:space="preserve">维护、修正、小迭代</w:t>
             </w:r>
           </w:p>
         </w:tc>
@@ -592,7 +500,7 @@
                 <w:sz w:val="19"/>
                 <w:szCs w:val="19"/>
               </w:rPr>
-              <w:t xml:space="preserve">6 个月基础合计</w:t>
+              <w:t xml:space="preserve">6 个月合计</w:t>
             </w:r>
           </w:p>
         </w:tc>
@@ -650,7 +558,7 @@
                 <w:sz w:val="19"/>
                 <w:szCs w:val="19"/>
               </w:rPr>
-              <w:t xml:space="preserve">不含税；叠加月另计</w:t>
+              <w:t xml:space="preserve">不含税</w:t>
             </w:r>
           </w:p>
         </w:tc>
@@ -695,24 +603,6 @@
           <w:szCs w:val="21"/>
         </w:rPr>
         <w:t xml:space="preserve">第 3 个月起，每月 1 日前支付当月维护费 3,000 元。</w:t>
-      </w:r>
-    </w:p>
-    <w:p>
-      <w:pPr>
-        <w:pStyle w:val="ListParagraph"/>
-        <w:numPr>
-          <w:ilvl w:val="0"/>
-          <w:numId w:val="3"/>
-        </w:numPr>
-        <w:spacing w:after="80" w:line="320"/>
-      </w:pPr>
-      <w:r>
-        <w:rPr>
-          <w:rFonts w:ascii="Microsoft YaHei" w:cs="Microsoft YaHei" w:eastAsia="Microsoft YaHei" w:hAnsi="Microsoft YaHei"/>
-          <w:sz w:val="21"/>
-          <w:szCs w:val="21"/>
-        </w:rPr>
-        <w:t xml:space="preserve">叠加开发的月份，当月 1 日前一并支付 3,000 元。</w:t>
       </w:r>
     </w:p>
     <w:p>

--- a/客户/幻游纪/04-协议/幻游纪-合作备忘录-草稿.docx
+++ b/客户/幻游纪/04-协议/幻游纪-合作备忘录-草稿.docx
@@ -102,7 +102,7 @@
           <w:sz w:val="21"/>
           <w:szCs w:val="21"/>
         </w:rPr>
-        <w:t xml:space="preserve">10 月 1 日前：交付可试用版本（换脸核心链路：选模板 → 传照片 → 生成 → 下载分享），供贵方内部及小范围试用。</w:t>
+        <w:t xml:space="preserve">10 月 1 日前：交付基础商用版本——换脸核心链路（选模板 → 传照片 → 生成 → 预览）、付费生成（微信支付）、下载保存与分享，可支撑几十名用户使用，达到基础商用标准。</w:t>
       </w:r>
     </w:p>
     <w:p>
@@ -120,7 +120,7 @@
           <w:sz w:val="21"/>
           <w:szCs w:val="21"/>
         </w:rPr>
-        <w:t xml:space="preserve">第 2 个月末（约 11 月上旬）：核心功能稳定，可支撑几百名用户使用；文旅页与基础后台上线。</w:t>
+        <w:t xml:space="preserve">第 2 个月末（约 11 月上旬）：稳定性与并发打磨，可支撑几百名用户使用；文旅页与基础运营后台完善。</w:t>
       </w:r>
     </w:p>
     <w:p>
@@ -156,7 +156,7 @@
           <w:sz w:val="21"/>
           <w:szCs w:val="21"/>
         </w:rPr>
-        <w:t xml:space="preserve">贵方配合事项（账号、素材、资质、接口配额）延误的，节点相应顺延。</w:t>
+        <w:t xml:space="preserve">贵方配合事项（阿里云账号、样板视频、微信支付商户号、资质备案、接口配额）延误的，节点相应顺延。</w:t>
       </w:r>
     </w:p>
     <w:p>
@@ -374,7 +374,7 @@
                 <w:sz w:val="19"/>
                 <w:szCs w:val="19"/>
               </w:rPr>
-              <w:t xml:space="preserve">换脸核心功能顺畅稳定；10 月 1 日前交付试用版</w:t>
+              <w:t xml:space="preserve">10 月 1 日前交付基础商用版：换脸核心功能、付费、下载，支撑几十名用户使用</w:t>
             </w:r>
           </w:p>
         </w:tc>

--- a/客户/幻游纪/04-协议/幻游纪-合作备忘录-草稿.docx
+++ b/客户/幻游纪/04-协议/幻游纪-合作备忘录-草稿.docx
@@ -15,7 +15,7 @@
           <w:sz w:val="32"/>
           <w:szCs w:val="32"/>
         </w:rPr>
-        <w:t xml:space="preserve">幻游纪小程序 合作备忘录</w:t>
+        <w:t xml:space="preserve">幻游纪 合作备忘录</w:t>
       </w:r>
     </w:p>
     <w:p>
@@ -68,7 +68,7 @@
           <w:sz w:val="21"/>
           <w:szCs w:val="21"/>
         </w:rPr>
-        <w:t xml:space="preserve">乙方为甲方开发并维护「幻游纪」AI 换脸文旅电商微信小程序（以下简称「本软件」），合作期 6 个月，自签署日起算。双方就交付时间、付款与违约赔偿约定如下：</w:t>
+        <w:t xml:space="preserve">乙方为甲方开发并维护「幻游纪」AI 换脸文旅电商应用（第一阶段为扫码打开的手机网页版 H5，资质到位后可迁移为微信小程序，以下简称「本软件」），合作期 6 个月，自签署日起算。双方就交付时间、付款与违约赔偿约定如下：</w:t>
       </w:r>
     </w:p>
     <w:p>
@@ -102,7 +102,7 @@
           <w:sz w:val="21"/>
           <w:szCs w:val="21"/>
         </w:rPr>
-        <w:t xml:space="preserve">10 月 1 日前：交付基础商用版本——换脸核心链路（选模板 → 传照片 → 生成 → 预览）、付费生成（微信支付）、下载保存与分享，可支撑几十名用户使用，达到基础商用标准。</w:t>
+        <w:t xml:space="preserve">10 月 1 日前：交付基础商用版本（手机网页版，扫二维码打开）——换脸核心链路（选模板 → 传照片 → 生成 → 预览）、付费生成（微信内打开用微信支付；浏览器内打开可用支付宝）、视频保存与分享，可支撑几十名用户使用，达到基础商用标准。</w:t>
       </w:r>
     </w:p>
     <w:p>
@@ -120,7 +120,7 @@
           <w:sz w:val="21"/>
           <w:szCs w:val="21"/>
         </w:rPr>
-        <w:t xml:space="preserve">第 2 个月末（约 11 月上旬）：稳定性与并发打磨，可支撑几百名用户使用；文旅页与基础运营后台完善。</w:t>
+        <w:t xml:space="preserve">第 2 个月末（约 11 月上旬）：稳定性与并发打磨，可支撑几百名用户使用；文旅页与基础运营后台完善；贵方资质到位后可迁移为微信小程序。</w:t>
       </w:r>
     </w:p>
     <w:p>
@@ -156,7 +156,7 @@
           <w:sz w:val="21"/>
           <w:szCs w:val="21"/>
         </w:rPr>
-        <w:t xml:space="preserve">贵方配合事项（阿里云账号、样板视频、微信支付商户号、资质备案、接口配额）延误的，节点相应顺延。</w:t>
+        <w:t xml:space="preserve">贵方配合事项（阿里云账号与已备案域名、样板视频、微信支付商户号与认证服务号、支付宝商户号（如需）、接口配额）延误的，节点相应顺延。</w:t>
       </w:r>
     </w:p>
     <w:p>
@@ -374,7 +374,7 @@
                 <w:sz w:val="19"/>
                 <w:szCs w:val="19"/>
               </w:rPr>
-              <w:t xml:space="preserve">10 月 1 日前交付基础商用版：换脸核心功能、付费、下载，支撑几十名用户使用</w:t>
+              <w:t xml:space="preserve">10 月 1 日前交付基础商用版（手机网页版，扫码打开）：换脸核心功能、付费、下载，支撑几十名用户使用</w:t>
             </w:r>
           </w:p>
         </w:tc>
